--- a/docs/Практическая_часть.docx
+++ b/docs/Практическая_часть.docx
@@ -1418,6 +1418,95 @@
                 <w:szCs w:val="22"/>
               </w:rPr>
               <w:t xml:space="preserve">Результат требуется приложить к служебной записке о закупке</w:t>
+            </w:r>
+          </w:p>
+        </w:tc>
+      </w:tr>
+      <w:tr>
+        <w:tc>
+          <w:tcPr>
+            <w:tcW w:type="dxa" w:w="771"/>
+            <w:tcMar>
+              <w:top w:type="dxa" w:w="60"/>
+              <w:left w:type="dxa" w:w="90"/>
+              <w:bottom w:type="dxa" w:w="60"/>
+              <w:right w:type="dxa" w:w="90"/>
+            </w:tcMar>
+          </w:tcPr>
+          <w:p>
+            <w:pPr>
+              <w:spacing w:before="0" w:line="240"/>
+              <w:jc w:val="center"/>
+            </w:pPr>
+            <w:r>
+              <w:rPr>
+                <w:rFonts w:ascii="Times New Roman" w:cs="Times New Roman" w:eastAsia="Times New Roman" w:hAnsi="Times New Roman"/>
+                <w:b w:val="false"/>
+                <w:bCs w:val="false"/>
+                <w:i w:val="false"/>
+                <w:iCs w:val="false"/>
+                <w:sz w:val="22"/>
+                <w:szCs w:val="22"/>
+              </w:rPr>
+              <w:t xml:space="preserve">ФТ-14</w:t>
+            </w:r>
+          </w:p>
+        </w:tc>
+        <w:tc>
+          <w:tcPr>
+            <w:tcW w:type="dxa" w:w="5011"/>
+            <w:tcMar>
+              <w:top w:type="dxa" w:w="60"/>
+              <w:left w:type="dxa" w:w="90"/>
+              <w:bottom w:type="dxa" w:w="60"/>
+              <w:right w:type="dxa" w:w="90"/>
+            </w:tcMar>
+          </w:tcPr>
+          <w:p>
+            <w:pPr>
+              <w:spacing w:before="0" w:line="240"/>
+              <w:jc w:val="left"/>
+            </w:pPr>
+            <w:r>
+              <w:rPr>
+                <w:rFonts w:ascii="Times New Roman" w:cs="Times New Roman" w:eastAsia="Times New Roman" w:hAnsi="Times New Roman"/>
+                <w:b w:val="false"/>
+                <w:bCs w:val="false"/>
+                <w:i w:val="false"/>
+                <w:iCs w:val="false"/>
+                <w:sz w:val="22"/>
+                <w:szCs w:val="22"/>
+              </w:rPr>
+              <w:t xml:space="preserve">Формирование заявки на закупку в формате Excel: позиции к заказу с ценами, суммой и параметрами расчёта</w:t>
+            </w:r>
+          </w:p>
+        </w:tc>
+        <w:tc>
+          <w:tcPr>
+            <w:tcW w:type="dxa" w:w="3855"/>
+            <w:tcMar>
+              <w:top w:type="dxa" w:w="60"/>
+              <w:left w:type="dxa" w:w="90"/>
+              <w:bottom w:type="dxa" w:w="60"/>
+              <w:right w:type="dxa" w:w="90"/>
+            </w:tcMar>
+          </w:tcPr>
+          <w:p>
+            <w:pPr>
+              <w:spacing w:before="0" w:line="240"/>
+              <w:jc w:val="left"/>
+            </w:pPr>
+            <w:r>
+              <w:rPr>
+                <w:rFonts w:ascii="Times New Roman" w:cs="Times New Roman" w:eastAsia="Times New Roman" w:hAnsi="Times New Roman"/>
+                <w:b w:val="false"/>
+                <w:bCs w:val="false"/>
+                <w:i w:val="false"/>
+                <w:iCs w:val="false"/>
+                <w:sz w:val="22"/>
+                <w:szCs w:val="22"/>
+              </w:rPr>
+              <w:t xml:space="preserve">Рекомендацию необходимо передать в снабжение и на согласование</w:t>
             </w:r>
           </w:p>
         </w:tc>
@@ -8855,7 +8944,102 @@
           <w:sz w:val="24"/>
           <w:szCs w:val="24"/>
         </w:rPr>
-        <w:t xml:space="preserve">2.3.5 Программный интерфейс</w:t>
+        <w:t xml:space="preserve">2.3.5 Формирование заявки на закупку</w:t>
+      </w:r>
+    </w:p>
+    <w:p>
+      <w:pPr>
+        <w:spacing w:after="0" w:line="360"/>
+        <w:ind w:firstLine="708"/>
+        <w:jc w:val="both"/>
+      </w:pPr>
+      <w:r>
+        <w:rPr>
+          <w:rFonts w:ascii="Times New Roman" w:cs="Times New Roman" w:eastAsia="Times New Roman" w:hAnsi="Times New Roman"/>
+          <w:b w:val="false"/>
+          <w:bCs w:val="false"/>
+          <w:i w:val="false"/>
+          <w:iCs w:val="false"/>
+          <w:sz w:val="24"/>
+          <w:szCs w:val="24"/>
+        </w:rPr>
+        <w:t xml:space="preserve">Рекомендация системы остаётся бесполезной, пока она находится на экране: её требуется передать в отдел снабжения, согласовать у руководителя, отправить поставщику. Поэтому выгрузка сделана не дампом экранной таблицы, а документом из трёх листов: заявка (только позиции к заказу с ценами, суммой и сроками), полный план по всем товарам и параметры расчёта.</w:t>
+      </w:r>
+    </w:p>
+    <w:p>
+      <w:pPr>
+        <w:spacing w:after="0" w:line="360"/>
+        <w:ind w:firstLine="708"/>
+        <w:jc w:val="both"/>
+      </w:pPr>
+      <w:r>
+        <w:rPr>
+          <w:rFonts w:ascii="Times New Roman" w:cs="Times New Roman" w:eastAsia="Times New Roman" w:hAnsi="Times New Roman"/>
+          <w:b w:val="false"/>
+          <w:bCs w:val="false"/>
+          <w:i w:val="false"/>
+          <w:iCs w:val="false"/>
+          <w:sz w:val="24"/>
+          <w:szCs w:val="24"/>
+        </w:rPr>
+        <w:t xml:space="preserve">Третий лист принципиален. Документ покидает систему и должен быть самодостаточным: через месяц никто не вспомнит, при каком сроке поставки формировалась заявка и какая модель её строила. Без этих сведений доверять цифрам невозможно, и заявку будут пересчитывать вручную, что обесценивает автоматизацию.</w:t>
+      </w:r>
+    </w:p>
+    <w:p>
+      <w:pPr>
+        <w:spacing w:after="0" w:line="360"/>
+        <w:ind w:firstLine="708"/>
+        <w:jc w:val="both"/>
+      </w:pPr>
+      <w:r>
+        <w:rPr>
+          <w:rFonts w:ascii="Times New Roman" w:cs="Times New Roman" w:eastAsia="Times New Roman" w:hAnsi="Times New Roman"/>
+          <w:b w:val="false"/>
+          <w:bCs w:val="false"/>
+          <w:i w:val="false"/>
+          <w:iCs w:val="false"/>
+          <w:sz w:val="24"/>
+          <w:szCs w:val="24"/>
+        </w:rPr>
+        <w:t xml:space="preserve">Стоимость позиции и итоговая сумма записаны формулами электронной таблицы, а не готовыми числами. Это позволяет сотруднику снабжения скорректировать количество прямо в файле — например, округлить до кратности упаковки — с автоматическим пересчётом суммы. Файл с зашитыми числами потребовал бы пересчёта вручную, что является источником ошибок в заказе.</w:t>
+      </w:r>
+    </w:p>
+    <w:p>
+      <w:pPr>
+        <w:spacing w:after="0" w:line="360"/>
+        <w:ind w:firstLine="708"/>
+        <w:jc w:val="both"/>
+      </w:pPr>
+      <w:r>
+        <w:rPr>
+          <w:rFonts w:ascii="Times New Roman" w:cs="Times New Roman" w:eastAsia="Times New Roman" w:hAnsi="Times New Roman"/>
+          <w:b w:val="false"/>
+          <w:bCs w:val="false"/>
+          <w:i w:val="false"/>
+          <w:iCs w:val="false"/>
+          <w:sz w:val="24"/>
+          <w:szCs w:val="24"/>
+        </w:rPr>
+        <w:t xml:space="preserve">Заявку формирует серверная часть тем же кодом, который рассчитывает план на экране. Обособленная реализация выгрузки привела бы к расхождению показателей на экране и в переданном документе.</w:t>
+      </w:r>
+    </w:p>
+    <w:p>
+      <w:pPr>
+        <w:pStyle w:val="Heading3"/>
+        <w:spacing w:after="100" w:before="180" w:line="360"/>
+        <w:ind w:firstLine="708"/>
+      </w:pPr>
+      <w:r>
+        <w:rPr>
+          <w:rFonts w:ascii="Times New Roman" w:cs="Times New Roman" w:eastAsia="Times New Roman" w:hAnsi="Times New Roman"/>
+          <w:b/>
+          <w:bCs/>
+          <w:i w:val="false"/>
+          <w:iCs w:val="false"/>
+          <w:sz w:val="24"/>
+          <w:szCs w:val="24"/>
+        </w:rPr>
+        <w:t xml:space="preserve">2.3.6 Программный интерфейс</w:t>
       </w:r>
     </w:p>
     <w:p>
@@ -14385,7 +14569,120 @@
           <w:sz w:val="24"/>
           <w:szCs w:val="24"/>
         </w:rPr>
-        <w:t xml:space="preserve">2.5.3 Анализ эффективности проекта</w:t>
+        <w:t xml:space="preserve">2.5.3 Развёртывание системы</w:t>
+      </w:r>
+    </w:p>
+    <w:p>
+      <w:pPr>
+        <w:spacing w:after="0" w:line="360"/>
+        <w:ind w:firstLine="708"/>
+        <w:jc w:val="both"/>
+      </w:pPr>
+      <w:r>
+        <w:rPr>
+          <w:rFonts w:ascii="Times New Roman" w:cs="Times New Roman" w:eastAsia="Times New Roman" w:hAnsi="Times New Roman"/>
+          <w:b w:val="false"/>
+          <w:bCs w:val="false"/>
+          <w:i w:val="false"/>
+          <w:iCs w:val="false"/>
+          <w:sz w:val="24"/>
+          <w:szCs w:val="24"/>
+        </w:rPr>
+        <w:t xml:space="preserve">Система развёрнута в облаке и доступна по постоянному адресу https://warehouse-geekdup.amvera.io. Это отличает её от учебной разработки, работающей только на машине автора: систему можно открыть с любого устройства и показать заказчику.</w:t>
+      </w:r>
+    </w:p>
+    <w:p>
+      <w:pPr>
+        <w:spacing w:after="0" w:line="360"/>
+        <w:ind w:firstLine="708"/>
+        <w:jc w:val="both"/>
+      </w:pPr>
+      <w:r>
+        <w:rPr>
+          <w:rFonts w:ascii="Times New Roman" w:cs="Times New Roman" w:eastAsia="Times New Roman" w:hAnsi="Times New Roman"/>
+          <w:b w:val="false"/>
+          <w:bCs w:val="false"/>
+          <w:i w:val="false"/>
+          <w:iCs w:val="false"/>
+          <w:sz w:val="24"/>
+          <w:szCs w:val="24"/>
+        </w:rPr>
+        <w:t xml:space="preserve">Развёртывание выполнено средствами контейнеризации. Образ собирается по файлу Dockerfile: устанавливаются зависимости, копируются расчётные модули, веб-интерфейс и обученная модель. В образ попадает только то, что нужно для работы сервера, — средства разработки и тестирования исключены. Приложение работает в контейнере от непривилегированного пользователя, что ограничивает последствия возможной уязвимости в обработке загружаемых файлов.</w:t>
+      </w:r>
+    </w:p>
+    <w:p>
+      <w:pPr>
+        <w:spacing w:after="0" w:line="360"/>
+        <w:ind w:firstLine="708"/>
+        <w:jc w:val="both"/>
+      </w:pPr>
+      <w:r>
+        <w:rPr>
+          <w:rFonts w:ascii="Times New Roman" w:cs="Times New Roman" w:eastAsia="Times New Roman" w:hAnsi="Times New Roman"/>
+          <w:b w:val="false"/>
+          <w:bCs w:val="false"/>
+          <w:i w:val="false"/>
+          <w:iCs w:val="false"/>
+          <w:sz w:val="24"/>
+          <w:szCs w:val="24"/>
+        </w:rPr>
+        <w:t xml:space="preserve">В сборку встроены две автоматические проверки. Первая выполняется в момент создания образа и пытается прочитать обученную модель: если формат модели не соответствует установленным библиотекам, сборка прерывается с сообщением об ошибке. Без такой проверки несоответствие проявилось бы не при сборке, а на работающей системе — прогноз молча считался бы упрощённым статистическим методом, и обнаружить подмену было бы затруднительно. Вторая проверка выполняется периодически во время работы и сообщает платформе о состоянии приложения.</w:t>
+      </w:r>
+    </w:p>
+    <w:p>
+      <w:pPr>
+        <w:spacing w:after="0" w:line="360"/>
+        <w:ind w:firstLine="708"/>
+        <w:jc w:val="both"/>
+      </w:pPr>
+      <w:r>
+        <w:rPr>
+          <w:rFonts w:ascii="Times New Roman" w:cs="Times New Roman" w:eastAsia="Times New Roman" w:hAnsi="Times New Roman"/>
+          <w:b w:val="false"/>
+          <w:bCs w:val="false"/>
+          <w:i w:val="false"/>
+          <w:iCs w:val="false"/>
+          <w:sz w:val="24"/>
+          <w:szCs w:val="24"/>
+        </w:rPr>
+        <w:t xml:space="preserve">Проверка развёрнутой системы выполняется обращением к служебному адресу /health, который возвращает состояние приложения и сведения о загруженной модели:</w:t>
+      </w:r>
+    </w:p>
+    <w:p>
+      <w:pPr>
+        <w:spacing w:after="0" w:before="120" w:line="240"/>
+        <w:ind w:left="453"/>
+      </w:pPr>
+      <w:r>
+        <w:rPr>
+          <w:rFonts w:ascii="Consolas" w:cs="Consolas" w:eastAsia="Consolas" w:hAnsi="Consolas"/>
+          <w:b w:val="false"/>
+          <w:bCs w:val="false"/>
+          <w:i w:val="false"/>
+          <w:iCs w:val="false"/>
+          <w:sz w:val="20"/>
+          <w:szCs w:val="20"/>
+        </w:rPr>
+        <w:t xml:space="preserve">{"status": "ok", "model_loaded": true, "backend": "catboost", "sessions": 1}</w:t>
+      </w:r>
+    </w:p>
+    <w:p>
+      <w:pPr>
+        <w:pStyle w:val="Heading3"/>
+        <w:spacing w:after="100" w:before="180" w:line="360"/>
+        <w:ind w:firstLine="708"/>
+      </w:pPr>
+      <w:r>
+        <w:rPr>
+          <w:rFonts w:ascii="Times New Roman" w:cs="Times New Roman" w:eastAsia="Times New Roman" w:hAnsi="Times New Roman"/>
+          <w:b/>
+          <w:bCs/>
+          <w:i w:val="false"/>
+          <w:iCs w:val="false"/>
+          <w:sz w:val="24"/>
+          <w:szCs w:val="24"/>
+        </w:rPr>
+        <w:t xml:space="preserve">2.5.4 Анализ эффективности проекта</w:t>
       </w:r>
     </w:p>
     <w:p>
@@ -14622,7 +14919,7 @@
                 <w:sz w:val="22"/>
                 <w:szCs w:val="22"/>
               </w:rPr>
-              <w:t xml:space="preserve">13</w:t>
+              <w:t xml:space="preserve">14</w:t>
             </w:r>
           </w:p>
         </w:tc>
@@ -14651,7 +14948,7 @@
                 <w:sz w:val="22"/>
                 <w:szCs w:val="22"/>
               </w:rPr>
-              <w:t xml:space="preserve">13</w:t>
+              <w:t xml:space="preserve">14</w:t>
             </w:r>
           </w:p>
         </w:tc>
@@ -15359,7 +15656,7 @@
                 <w:sz w:val="22"/>
                 <w:szCs w:val="22"/>
               </w:rPr>
-              <w:t xml:space="preserve">не выполнено</w:t>
+              <w:t xml:space="preserve">выполнено, система доступна по постоянному адресу</w:t>
             </w:r>
           </w:p>
         </w:tc>
@@ -15388,7 +15685,7 @@
                 <w:sz w:val="22"/>
                 <w:szCs w:val="22"/>
               </w:rPr>
-              <w:t xml:space="preserve">Отнесено к направлениям развития</w:t>
+              <w:t xml:space="preserve">Требование выполнено</w:t>
             </w:r>
           </w:p>
         </w:tc>
@@ -15522,25 +15819,6 @@
           <w:sz w:val="24"/>
           <w:szCs w:val="24"/>
         </w:rPr>
-        <w:t xml:space="preserve">– Система не развёрнута на сервере; демонстрация выполняется на локальной машине.</w:t>
-      </w:r>
-    </w:p>
-    <w:p>
-      <w:pPr>
-        <w:spacing w:line="360"/>
-        <w:ind w:left="907" w:hanging="226"/>
-        <w:jc w:val="both"/>
-      </w:pPr>
-      <w:r>
-        <w:rPr>
-          <w:rFonts w:ascii="Times New Roman" w:cs="Times New Roman" w:eastAsia="Times New Roman" w:hAnsi="Times New Roman"/>
-          <w:b w:val="false"/>
-          <w:bCs w:val="false"/>
-          <w:i w:val="false"/>
-          <w:iCs w:val="false"/>
-          <w:sz w:val="24"/>
-          <w:szCs w:val="24"/>
-        </w:rPr>
         <w:t xml:space="preserve">– Хранение данных файловое, одновременная работа нескольких пользователей не предусмотрена.</w:t>
       </w:r>
     </w:p>
@@ -15580,25 +15858,6 @@
           <w:szCs w:val="24"/>
         </w:rPr>
         <w:t xml:space="preserve">Направления развития.</w:t>
-      </w:r>
-    </w:p>
-    <w:p>
-      <w:pPr>
-        <w:spacing w:line="360"/>
-        <w:ind w:left="907" w:hanging="226"/>
-        <w:jc w:val="both"/>
-      </w:pPr>
-      <w:r>
-        <w:rPr>
-          <w:rFonts w:ascii="Times New Roman" w:cs="Times New Roman" w:eastAsia="Times New Roman" w:hAnsi="Times New Roman"/>
-          <w:b w:val="false"/>
-          <w:bCs w:val="false"/>
-          <w:i w:val="false"/>
-          <w:iCs w:val="false"/>
-          <w:sz w:val="24"/>
-          <w:szCs w:val="24"/>
-        </w:rPr>
-        <w:t xml:space="preserve">– Развёртывание на виртуальном сервере с постоянным адресом.</w:t>
       </w:r>
     </w:p>
     <w:p>
